--- a/docs/bitrix/templates/rechnung.docx
+++ b/docs/bitrix/templates/rechnung.docx
@@ -123,9 +123,19 @@
             <w:tcW w:type="dxa" w:w="4802"/>
           </w:tcPr>
           <w:p>
+            <w:pPr>
+              <w:spacing w:after="40"/>
+            </w:pPr>
+            <w:r/>
             <w:r>
               <w:t>{WGCustomerName}</w:t>
-              <w:br/>
+            </w:r>
+          </w:p>
+          <w:p>
+            <w:pPr>
+              <w:spacing w:after="40"/>
+            </w:pPr>
+            <w:r>
               <w:t>{WGCustomerAddress}</w:t>
             </w:r>
           </w:p>
@@ -135,16 +145,35 @@
             <w:tcW w:type="dxa" w:w="4802"/>
           </w:tcPr>
           <w:p>
+            <w:pPr>
+              <w:spacing w:after="40"/>
+            </w:pPr>
+            <w:r/>
             <w:r>
               <w:t>Rechnungsnummer: {WGInvoiceNumber}</w:t>
-              <w:br/>
+            </w:r>
+          </w:p>
+          <w:p>
+            <w:pPr>
+              <w:spacing w:after="40"/>
+            </w:pPr>
+            <w:r>
               <w:t>Ausgestellt am: {WGIssuedOn}</w:t>
             </w:r>
           </w:p>
           <w:p>
+            <w:pPr>
+              <w:spacing w:after="40"/>
+            </w:pPr>
             <w:r>
               <w:t>Buchungsreferenz: {WGReference}</w:t>
-              <w:br/>
+            </w:r>
+          </w:p>
+          <w:p>
+            <w:pPr>
+              <w:spacing w:after="40"/>
+            </w:pPr>
+            <w:r>
               <w:t>Leistungsdatum: {WGServiceDate}</w:t>
             </w:r>
           </w:p>
@@ -411,14 +440,40 @@
           <w:tcW w:type="dxa" w:w="4752"/>
         </w:tcPr>
         <w:p>
+          <w:pPr>
+            <w:spacing w:after="40"/>
+          </w:pPr>
+          <w:r>
+            <w:rPr>
+              <w:sz w:val="14"/>
+            </w:rPr>
+          </w:r>
           <w:r>
             <w:rPr>
               <w:sz w:val="14"/>
             </w:rPr>
             <w:t>White-Gloss Detailing - Lars Marco Hägele</w:t>
-            <w:br/>
+          </w:r>
+        </w:p>
+        <w:p>
+          <w:pPr>
+            <w:spacing w:after="40"/>
+          </w:pPr>
+          <w:r>
+            <w:rPr>
+              <w:sz w:val="14"/>
+            </w:rPr>
             <w:t>Arnistal 27 · 72160 Horb (Dettingen), DE</w:t>
-            <w:br/>
+          </w:r>
+        </w:p>
+        <w:p>
+          <w:pPr>
+            <w:spacing w:after="40"/>
+          </w:pPr>
+          <w:r>
+            <w:rPr>
+              <w:sz w:val="14"/>
+            </w:rPr>
             <w:t>buchung@white-gloss.de</w:t>
           </w:r>
         </w:p>
@@ -428,14 +483,40 @@
           <w:tcW w:type="dxa" w:w="4752"/>
         </w:tcPr>
         <w:p>
+          <w:pPr>
+            <w:spacing w:after="40"/>
+          </w:pPr>
+          <w:r>
+            <w:rPr>
+              <w:sz w:val="14"/>
+            </w:rPr>
+          </w:r>
           <w:r>
             <w:rPr>
               <w:sz w:val="14"/>
             </w:rPr>
             <w:t>{WGBankName}</w:t>
-            <w:br/>
+          </w:r>
+        </w:p>
+        <w:p>
+          <w:pPr>
+            <w:spacing w:after="40"/>
+          </w:pPr>
+          <w:r>
+            <w:rPr>
+              <w:sz w:val="14"/>
+            </w:rPr>
             <w:t>IBAN {WGIban}</w:t>
-            <w:br/>
+          </w:r>
+        </w:p>
+        <w:p>
+          <w:pPr>
+            <w:spacing w:after="40"/>
+          </w:pPr>
+          <w:r>
+            <w:rPr>
+              <w:sz w:val="14"/>
+            </w:rPr>
             <w:t>BIC {WGBic}</w:t>
           </w:r>
         </w:p>
